--- a/projects/valuepickr-open-screen/docs/Sambhv Steel Tubes.docx
+++ b/projects/valuepickr-open-screen/docs/Sambhv Steel Tubes.docx
@@ -2112,7 +2112,7 @@
         <w:spacing w:after="120" w:before="280"/>
       </w:pPr>
       <w:r>
-        <w:t xml:space="preserve">Ishmohit-Lens Checks (value chain · earnings quality · growth trajectory · management)</w:t>
+        <w:t xml:space="preserve">Ishmohit-Lens Checks (value chain · earnings quality · growth trajectory · management · quality metrics · track record · global-signal check)</w:t>
       </w:r>
     </w:p>
     <w:p>
@@ -2565,6 +2565,33 @@
                 <w:b/>
                 <w:bCs/>
               </w:rPr>
+              <w:t xml:space="preserve">Shareholder returns</w:t>
+            </w:r>
+          </w:p>
+        </w:tc>
+        <w:tc>
+          <w:tcPr>
+            <w:tcW w:type="dxa" w:w="5800"/>
+          </w:tcPr>
+          <w:p>
+            <w:r>
+              <w:t xml:space="preserve">—</w:t>
+            </w:r>
+          </w:p>
+        </w:tc>
+      </w:tr>
+      <w:tr>
+        <w:tc>
+          <w:tcPr>
+            <w:tcW w:type="dxa" w:w="3200"/>
+            <w:shd w:fill="F2F2F2" w:val="clear"/>
+          </w:tcPr>
+          <w:p>
+            <w:r>
+              <w:rPr>
+                <w:b/>
+                <w:bCs/>
+              </w:rPr>
               <w:t xml:space="preserve">Capability ladder / VAP</w:t>
             </w:r>
           </w:p>
@@ -2581,6 +2608,233 @@
         </w:tc>
       </w:tr>
     </w:tbl>
+    <w:p>
+      <w:pPr>
+        <w:spacing w:after="120"/>
+      </w:pPr>
+      <w:r>
+        <w:rPr>
+          <w:b/>
+          <w:bCs/>
+          <w:sz w:val="20"/>
+          <w:szCs w:val="20"/>
+        </w:rPr>
+        <w:t xml:space="preserve">Quality metrics (ROCE · debt · FCF · margin · capex):</w:t>
+      </w:r>
+    </w:p>
+    <w:tbl>
+      <w:tblPr>
+        <w:tblW w:type="dxa" w:w="9000"/>
+        <w:tblBorders>
+          <w:top w:val="single" w:color="auto" w:sz="4"/>
+          <w:left w:val="single" w:color="auto" w:sz="4"/>
+          <w:bottom w:val="single" w:color="auto" w:sz="4"/>
+          <w:right w:val="single" w:color="auto" w:sz="4"/>
+          <w:insideH w:val="single" w:color="auto" w:sz="4"/>
+          <w:insideV w:val="single" w:color="auto" w:sz="4"/>
+        </w:tblBorders>
+      </w:tblPr>
+      <w:tblGrid>
+        <w:gridCol w:w="3200"/>
+        <w:gridCol w:w="5800"/>
+      </w:tblGrid>
+      <w:tr>
+        <w:tc>
+          <w:tcPr>
+            <w:tcW w:type="dxa" w:w="3200"/>
+            <w:shd w:fill="F2F2F2" w:val="clear"/>
+          </w:tcPr>
+          <w:p>
+            <w:r>
+              <w:rPr>
+                <w:b/>
+                <w:bCs/>
+              </w:rPr>
+              <w:t xml:space="preserve">Assessment</w:t>
+            </w:r>
+          </w:p>
+        </w:tc>
+        <w:tc>
+          <w:tcPr>
+            <w:tcW w:type="dxa" w:w="5800"/>
+          </w:tcPr>
+          <w:p>
+            <w:r>
+              <w:t xml:space="preserve">neutral</w:t>
+            </w:r>
+          </w:p>
+        </w:tc>
+      </w:tr>
+      <w:tr>
+        <w:tc>
+          <w:tcPr>
+            <w:tcW w:type="dxa" w:w="3200"/>
+            <w:shd w:fill="F2F2F2" w:val="clear"/>
+          </w:tcPr>
+          <w:p>
+            <w:r>
+              <w:rPr>
+                <w:b/>
+                <w:bCs/>
+              </w:rPr>
+              <w:t xml:space="preserve">ROCE</w:t>
+            </w:r>
+          </w:p>
+        </w:tc>
+        <w:tc>
+          <w:tcPr>
+            <w:tcW w:type="dxa" w:w="5800"/>
+          </w:tcPr>
+          <w:p>
+            <w:r>
+              <w:t xml:space="preserve">19% (improving)</w:t>
+            </w:r>
+          </w:p>
+        </w:tc>
+      </w:tr>
+      <w:tr>
+        <w:tc>
+          <w:tcPr>
+            <w:tcW w:type="dxa" w:w="3200"/>
+            <w:shd w:fill="F2F2F2" w:val="clear"/>
+          </w:tcPr>
+          <w:p>
+            <w:r>
+              <w:rPr>
+                <w:b/>
+                <w:bCs/>
+              </w:rPr>
+              <w:t xml:space="preserve">Leverage</w:t>
+            </w:r>
+          </w:p>
+        </w:tc>
+        <w:tc>
+          <w:tcPr>
+            <w:tcW w:type="dxa" w:w="5800"/>
+          </w:tcPr>
+          <w:p>
+            <w:r>
+              <w:t xml:space="preserve">Net debt/EBITDA 1.3x</w:t>
+            </w:r>
+          </w:p>
+        </w:tc>
+      </w:tr>
+      <w:tr>
+        <w:tc>
+          <w:tcPr>
+            <w:tcW w:type="dxa" w:w="3200"/>
+            <w:shd w:fill="F2F2F2" w:val="clear"/>
+          </w:tcPr>
+          <w:p>
+            <w:r>
+              <w:rPr>
+                <w:b/>
+                <w:bCs/>
+              </w:rPr>
+              <w:t xml:space="preserve">FCF conversion</w:t>
+            </w:r>
+          </w:p>
+        </w:tc>
+        <w:tc>
+          <w:tcPr>
+            <w:tcW w:type="dxa" w:w="5800"/>
+          </w:tcPr>
+          <w:p>
+            <w:r>
+              <w:t xml:space="preserve">-78%</w:t>
+            </w:r>
+          </w:p>
+        </w:tc>
+      </w:tr>
+      <w:tr>
+        <w:tc>
+          <w:tcPr>
+            <w:tcW w:type="dxa" w:w="3200"/>
+            <w:shd w:fill="F2F2F2" w:val="clear"/>
+          </w:tcPr>
+          <w:p>
+            <w:r>
+              <w:rPr>
+                <w:b/>
+                <w:bCs/>
+              </w:rPr>
+              <w:t xml:space="preserve">Margin trend</w:t>
+            </w:r>
+          </w:p>
+        </w:tc>
+        <w:tc>
+          <w:tcPr>
+            <w:tcW w:type="dxa" w:w="5800"/>
+          </w:tcPr>
+          <w:p>
+            <w:r>
+              <w:t xml:space="preserve">stable</w:t>
+            </w:r>
+          </w:p>
+        </w:tc>
+      </w:tr>
+      <w:tr>
+        <w:tc>
+          <w:tcPr>
+            <w:tcW w:type="dxa" w:w="3200"/>
+            <w:shd w:fill="F2F2F2" w:val="clear"/>
+          </w:tcPr>
+          <w:p>
+            <w:r>
+              <w:rPr>
+                <w:b/>
+                <w:bCs/>
+              </w:rPr>
+              <w:t xml:space="preserve">Capex efficiency</w:t>
+            </w:r>
+          </w:p>
+        </w:tc>
+        <w:tc>
+          <w:tcPr>
+            <w:tcW w:type="dxa" w:w="5800"/>
+          </w:tcPr>
+          <w:p>
+            <w:r>
+              <w:t xml:space="preserve">neutral</w:t>
+            </w:r>
+          </w:p>
+        </w:tc>
+      </w:tr>
+    </w:tbl>
+    <w:p>
+      <w:pPr>
+        <w:spacing w:after="60" w:before="120"/>
+      </w:pPr>
+      <w:r>
+        <w:rPr>
+          <w:b/>
+          <w:bCs/>
+          <w:sz w:val="20"/>
+          <w:szCs w:val="20"/>
+        </w:rPr>
+        <w:t xml:space="preserve">Track record (Coffee Can persistence check): </w:t>
+      </w:r>
+      <w:r>
+        <w:rPr>
+          <w:sz w:val="20"/>
+          <w:szCs w:val="20"/>
+        </w:rPr>
+        <w:t xml:space="preserve">cleared revenue growth ≥10% AND ROCE ≥15% in 4 of the last 5 years (consistency_score 80)</w:t>
+      </w:r>
+    </w:p>
+    <w:p>
+      <w:pPr>
+        <w:spacing w:after="120"/>
+      </w:pPr>
+      <w:r>
+        <w:rPr>
+          <w:color w:val="666666"/>
+          <w:sz w:val="18"/>
+          <w:szCs w:val="18"/>
+        </w:rPr>
+        <w:t xml:space="preserve">screener.in FY22-FY26: revenue growth &gt;=10% every year (+71/+14/+37/+17/+60%); ROCE &gt;=15% in FY22 (23%), FY23 (22%), FY25 (19%), FY26 (19%) but only 14% in FY24 during the steel-cycle PAT dip. 4 of 5 years clear both. Pre-IPO base (listed 2025); FY21 ROCE 37% excluded as no prior-year growth rate.</w:t>
+      </w:r>
+    </w:p>
     <w:p>
       <w:pPr>
         <w:pStyle w:val="Heading1"/>
@@ -2843,6 +3097,34 @@
           <w:szCs w:val="24"/>
         </w:rPr>
         <w:t xml:space="preserve">10x-in-2-3-years</w:t>
+      </w:r>
+    </w:p>
+    <w:p>
+      <w:pPr>
+        <w:spacing w:after="120"/>
+      </w:pPr>
+      <w:r>
+        <w:rPr>
+          <w:color w:val="666666"/>
+          <w:sz w:val="20"/>
+          <w:szCs w:val="20"/>
+        </w:rPr>
+        <w:t xml:space="preserve">4-box gate — tailwind: yes · TAM: yes · moat: yes · valuation: weak  (score 3.5 / 4)</w:t>
+      </w:r>
+    </w:p>
+    <w:p>
+      <w:pPr>
+        <w:spacing w:after="120"/>
+      </w:pPr>
+      <w:r>
+        <w:rPr>
+          <w:i/>
+          <w:iCs/>
+          <w:color w:val="666666"/>
+          <w:sz w:val="20"/>
+          <w:szCs w:val="20"/>
+        </w:rPr>
+        <w:t xml:space="preserve">Infra/import-substitution tailwind; stainless pivot into less-crowded node = TAM headroom; captive-upstream integration is real cost moat; gap=partially-priced, peak_margin_risk flagged</w:t>
       </w:r>
     </w:p>
     <w:p>

--- a/projects/valuepickr-open-screen/docs/Sambhv Steel Tubes.docx
+++ b/projects/valuepickr-open-screen/docs/Sambhv Steel Tubes.docx
@@ -2888,6 +2888,62 @@
           <w:szCs w:val="20"/>
         </w:rPr>
         <w:t xml:space="preserve">drjpatwa (trusted-roster) raised a specific, fair question in Oct 2025 about how the large FY28 capacity addition would be funded (how much additional debt) and whether near-term profitability would dip due to higher depreciation/staff/interest costs before operating leverage arrives later in FY28/FY29 - a genuine, still partly-open question given the capacity isn't live yet. richbandit (May 2026, most active poster, up to 12 loves) confirmed 'highest ever quarterly numbers' and the 'best concall they've done till date' for Q4 FY26, with utilization north of 40% guided for FY28. Shreyansh_Chandrakar did a detailed Q1 FY27 synthesis (Aug 2026): revenue ~Rs 732 Cr, EBITDA ~Rs 95 Cr, with EBITDA/tonne improving materially even as blended margin held near 13% - his own base-case estimate is Rs 170-180 Cr PAT for FY27 (deliberately not simply annualizing the strong Q1), with the bigger opportunity explicitly framed as FY28 once the stainless-steel expansion ramps.</w:t>
+      </w:r>
+    </w:p>
+    <w:p>
+      <w:pPr>
+        <w:pStyle w:val="Heading1"/>
+        <w:spacing w:after="120" w:before="280"/>
+      </w:pPr>
+      <w:r>
+        <w:t xml:space="preserve">Trusted-User Signals (Ongoing)</w:t>
+      </w:r>
+    </w:p>
+    <w:p>
+      <w:pPr>
+        <w:spacing w:after="120"/>
+      </w:pPr>
+      <w:r>
+        <w:rPr>
+          <w:i/>
+          <w:iCs/>
+          <w:color w:val="666666"/>
+          <w:sz w:val="18"/>
+          <w:szCs w:val="18"/>
+        </w:rPr>
+        <w:t xml:space="preserve">Every time a trusted user expresses clear conviction on this stock, most recent first — this section accumulates over time, it isn't a one-time snapshot.</w:t>
+      </w:r>
+    </w:p>
+    <w:p>
+      <w:pPr>
+        <w:spacing w:after="100"/>
+      </w:pPr>
+      <w:r>
+        <w:rPr>
+          <w:b/>
+          <w:bCs/>
+          <w:sz w:val="20"/>
+          <w:szCs w:val="20"/>
+        </w:rPr>
+        <w:t xml:space="preserve">2026-09-18 — LearningEleven (X)</w:t>
+      </w:r>
+      <w:r>
+        <w:rPr>
+          <w:i/>
+          <w:iCs/>
+          <w:color w:val="666666"/>
+          <w:sz w:val="18"/>
+          <w:szCs w:val="18"/>
+        </w:rPr>
+        <w:t xml:space="preserve"> (X / @LearningEleven)</w:t>
+      </w:r>
+      <w:r>
+        <w:rPr>
+          <w:sz w:val="20"/>
+          <w:szCs w:val="20"/>
+        </w:rPr>
+        <w:br/>
+        <w:t xml:space="preserve">: "Sambhv seem to have good prospects if they execute well" - in the same reply, turned more cautious on Welspun Corp given current valuations.</w:t>
       </w:r>
     </w:p>
     <w:p>

--- a/projects/valuepickr-open-screen/docs/Sambhv Steel Tubes.docx
+++ b/projects/valuepickr-open-screen/docs/Sambhv Steel Tubes.docx
@@ -2912,6 +2912,38 @@
           <w:szCs w:val="18"/>
         </w:rPr>
         <w:t xml:space="preserve">Every time a trusted user expresses clear conviction on this stock, most recent first — this section accumulates over time, it isn't a one-time snapshot.</w:t>
+      </w:r>
+    </w:p>
+    <w:p>
+      <w:pPr>
+        <w:spacing w:after="100"/>
+      </w:pPr>
+      <w:r>
+        <w:rPr>
+          <w:b/>
+          <w:bCs/>
+          <w:sz w:val="20"/>
+          <w:szCs w:val="20"/>
+        </w:rPr>
+        <w:t xml:space="preserve">2026-09-24 — suru27 (X)</w:t>
+      </w:r>
+      <w:r>
+        <w:rPr>
+          <w:i/>
+          <w:iCs/>
+          <w:color w:val="666666"/>
+          <w:sz w:val="18"/>
+          <w:szCs w:val="18"/>
+        </w:rPr>
+        <w:t xml:space="preserve"> (X / @suru27)</w:t>
+      </w:r>
+      <w:r>
+        <w:rPr>
+          <w:sz w:val="20"/>
+          <w:szCs w:val="20"/>
+        </w:rPr>
+        <w:br/>
+        <w:t xml:space="preserve">: Dedicated writeup on stainless CR coil pivot: absent from FY24 mix, ~26% of FY26 finished-goods sales by value; INR 810 Cr greenfield Phase-I at Kesda for stainless capacity.</w:t>
       </w:r>
     </w:p>
     <w:p>

--- a/projects/valuepickr-open-screen/docs/Sambhv Steel Tubes.docx
+++ b/projects/valuepickr-open-screen/docs/Sambhv Steel Tubes.docx
@@ -3293,6 +3293,187 @@
           <w:szCs w:val="18"/>
         </w:rPr>
         <w:t xml:space="preserve">This is independent research and analysis for informational purposes only, not personalized financial or investment advice. Past multi-bagger performance and forum/social sentiment are not indicators of future returns. Do your own due diligence before investing.</w:t>
+      </w:r>
+    </w:p>
+    <w:p/>
+    <w:p>
+      <w:r>
+        <w:rPr>
+          <w:b/>
+          <w:sz w:val="28"/>
+        </w:rPr>
+        <w:t>🔄 RESEARCH UPDATE - 2026-10-05</w:t>
+      </w:r>
+    </w:p>
+    <w:p>
+      <w:r>
+        <w:rPr>
+          <w:b/>
+        </w:rPr>
+        <w:t>📊 Key Metrics:</w:t>
+      </w:r>
+    </w:p>
+    <w:p>
+      <w:pPr>
+        <w:ind w:left="360"/>
+      </w:pPr>
+      <w:r>
+        <w:t xml:space="preserve">  • Company: Sambhv Steel Tubes</w:t>
+      </w:r>
+    </w:p>
+    <w:p>
+      <w:pPr>
+        <w:ind w:left="360"/>
+      </w:pPr>
+      <w:r>
+        <w:t xml:space="preserve">  • Conviction: Not rated</w:t>
+      </w:r>
+    </w:p>
+    <w:p>
+      <w:pPr>
+        <w:ind w:left="360"/>
+      </w:pPr>
+      <w:r>
+        <w:t xml:space="preserve">  • Thesis: 10x-in-2-3-years</w:t>
+      </w:r>
+    </w:p>
+    <w:p>
+      <w:pPr>
+        <w:ind w:left="360"/>
+      </w:pPr>
+      <w:r>
+        <w:t xml:space="preserve">  • 4-Box Score: 3.5</w:t>
+      </w:r>
+    </w:p>
+    <w:p>
+      <w:pPr>
+        <w:ind w:left="360"/>
+      </w:pPr>
+      <w:r>
+        <w:t xml:space="preserve">  • Research Date: 2026-08-30</w:t>
+      </w:r>
+    </w:p>
+    <w:p>
+      <w:pPr>
+        <w:ind w:left="360"/>
+      </w:pPr>
+      <w:r>
+        <w:t xml:space="preserve">  • Red Flag: None</w:t>
+      </w:r>
+    </w:p>
+    <w:p/>
+    <w:p>
+      <w:r>
+        <w:rPr>
+          <w:b/>
+        </w:rPr>
+        <w:t>📝 Verdict:</w:t>
+      </w:r>
+    </w:p>
+    <w:p>
+      <w:pPr>
+        <w:ind w:left="360"/>
+      </w:pPr>
+      <w:r>
+        <w:t>Accelerating execution plus a now well-funded FY28 stainless catalyst — the funding worry is largely answered; the new watch-item is that current margins run above management's own through-cycle guide</w:t>
+      </w:r>
+    </w:p>
+    <w:p/>
+    <w:p>
+      <w:r>
+        <w:rPr>
+          <w:b/>
+        </w:rPr>
+        <w:t>📈 Bull Case:</w:t>
+      </w:r>
+    </w:p>
+    <w:p>
+      <w:pPr>
+        <w:ind w:left="360"/>
+      </w:pPr>
+      <w:r>
+        <w:t>Funding question largely de-risked: gross debt down to Rs 378 Cr (FY26) from Rs 536 Cr, ~Rs 390 Cr more repaid Jul 2026, net-debt target &lt;Rs 200 Cr by FY27-end; capex funded by internal accrual + modest term loan + Rs 100 Cr promoter-participated warrants</w:t>
+      </w:r>
+    </w:p>
+    <w:p>
+      <w:pPr>
+        <w:ind w:left="360"/>
+      </w:pPr>
+      <w:r>
+        <w:t>Genuine backward integration (captive sponge iron -&gt; billet -&gt; HR coil -&gt; pipe) is a structural cost advantage over non-integrated ERW/GI peers, and drives a steady ~27% YoY VAP volume growth</w:t>
+      </w:r>
+    </w:p>
+    <w:p>
+      <w:pPr>
+        <w:ind w:left="360"/>
+      </w:pPr>
+      <w:r>
+        <w:t>Clear, dated forward catalyst: Kesda stainless-steel Phase-1 (360kt SS melt-roll) targeted end-FY27, contributing FY28 — a move into a higher-margin product with fewer integrated domestic players</w:t>
+      </w:r>
+    </w:p>
+    <w:p>
+      <w:pPr>
+        <w:ind w:left="360"/>
+      </w:pPr>
+      <w:r>
+        <w:t>Capacity roadmap from ~470kt now toward ~900kt by end-2027 and ~2.03 MMTPA finished over 4-5 years (roughly 3x), with Sarora pipe-mill and 30 MW power-plant capex board-approved May 2026</w:t>
+      </w:r>
+    </w:p>
+    <w:p>
+      <w:pPr>
+        <w:ind w:left="360"/>
+      </w:pPr>
+      <w:r>
+        <w:t>CRISIL A+/Stable; promoter 56% with nil pledge; conservative EBITDA/tonne guidance that Q1 FY27 comfortably beat</w:t>
+      </w:r>
+    </w:p>
+    <w:p/>
+    <w:p>
+      <w:r>
+        <w:rPr>
+          <w:b/>
+        </w:rPr>
+        <w:t>📉 Bear Case:</w:t>
+      </w:r>
+    </w:p>
+    <w:p>
+      <w:pPr>
+        <w:ind w:left="360"/>
+      </w:pPr>
+      <w:r>
+        <w:t>Management's own Q1 FY27 EBITDA/tonne (&gt;Rs 10,000) sits well above its through-cycle guide of Rs 7,000-8,000 and margin guide of 10-12% — current earnings carry a steel-price tailwind, so an annualised Q1 overstates normalised PAT</w:t>
+      </w:r>
+    </w:p>
+    <w:p>
+      <w:pPr>
+        <w:ind w:left="360"/>
+      </w:pPr>
+      <w:r>
+        <w:t>Steel-cycle sensitivity is proven, not hypothetical: the Dec-2025 quarter saw OPM fall to 9% and PAT to Rs 24 Cr on destocking / price movement</w:t>
+      </w:r>
+    </w:p>
+    <w:p>
+      <w:pPr>
+        <w:ind w:left="360"/>
+      </w:pPr>
+      <w:r>
+        <w:t>FY26 CFO/EBITDA around 66% — working capital is absorbing cash during the growth phase; the stainless capex still adds depreciation/interest before FY28 operating leverage arrives</w:t>
+      </w:r>
+    </w:p>
+    <w:p>
+      <w:pPr>
+        <w:ind w:left="360"/>
+      </w:pPr>
+      <w:r>
+        <w:t>Warrant issue (Rs 100 Cr at Rs 115) and the SS term loan add some dilution/leverage even as legacy debt is repaid</w:t>
+      </w:r>
+    </w:p>
+    <w:p>
+      <w:pPr>
+        <w:ind w:left="360"/>
+      </w:pPr>
+      <w:r>
+        <w:t>Recent IPO (2025) — limited multi-year public track record through a full cycle; RPT / governance detail not independently verified this pass</w:t>
       </w:r>
     </w:p>
     <w:sectPr>
